--- a/Documents/SmartEdu_SRS.docx
+++ b/Documents/SmartEdu_SRS.docx
@@ -1205,6 +1205,333 @@
       <w:cols w:space="720"/>
       <w:docGrid w:linePitch="360"/>
     </w:sectPr>
+    <w:p>
+      <w:pPr>
+        <w:pStyle w:val="Heading2"/>
+      </w:pPr>
+      <w:r>
+        <w:t>Appendix A: Glossary</w:t>
+      </w:r>
+    </w:p>
+    <w:p>
+      <w:r>
+        <w:t xml:space="preserve">The following terms are used throughout this document:</w:t>
+      </w:r>
+    </w:p>
+    <w:tbl>
+      <w:tblPr>
+        <w:tblStyle w:val="TableGrid"/>
+        <w:tblW w:type="auto" w:w="0"/>
+      </w:tblPr>
+      <w:tr>
+        <w:tc>
+          <w:tcPr>
+            <w:tcW w:type="auto" w:w="0"/>
+          </w:tcPr>
+          <w:p>
+            <w:r>
+              <w:t xml:space="preserve">Term</w:t>
+            </w:r>
+          </w:p>
+        </w:tc>
+        <w:tc>
+          <w:tcPr>
+            <w:tcW w:type="auto" w:w="0"/>
+          </w:tcPr>
+          <w:p>
+            <w:r>
+              <w:t xml:space="preserve">Definition</w:t>
+            </w:r>
+          </w:p>
+        </w:tc>
+      </w:tr>
+      <w:tr>
+        <w:tc>
+          <w:tcPr>
+            <w:tcW w:type="auto" w:w="0"/>
+          </w:tcPr>
+          <w:p>
+            <w:r>
+              <w:t xml:space="preserve">WPF</w:t>
+            </w:r>
+          </w:p>
+        </w:tc>
+        <w:tc>
+          <w:tcPr>
+            <w:tcW w:type="auto" w:w="0"/>
+          </w:tcPr>
+          <w:p>
+            <w:r>
+              <w:t xml:space="preserve">Windows Presentation Foundation â€” Microsoft UI framework for desktop applications built with XAML and C#.</w:t>
+            </w:r>
+          </w:p>
+        </w:tc>
+      </w:tr>
+      <w:tr>
+        <w:tc>
+          <w:tcPr>
+            <w:tcW w:type="auto" w:w="0"/>
+          </w:tcPr>
+          <w:p>
+            <w:r>
+              <w:t xml:space="preserve">Firebase</w:t>
+            </w:r>
+          </w:p>
+        </w:tc>
+        <w:tc>
+          <w:tcPr>
+            <w:tcW w:type="auto" w:w="0"/>
+          </w:tcPr>
+          <w:p>
+            <w:r>
+              <w:t xml:space="preserve">Google cloud platform providing Firebase Authentication, Cloud Firestore (NoSQL DB), and Cloud Messaging.</w:t>
+            </w:r>
+          </w:p>
+        </w:tc>
+      </w:tr>
+      <w:tr>
+        <w:tc>
+          <w:tcPr>
+            <w:tcW w:type="auto" w:w="0"/>
+          </w:tcPr>
+          <w:p>
+            <w:r>
+              <w:t xml:space="preserve">Firestore</w:t>
+            </w:r>
+          </w:p>
+        </w:tc>
+        <w:tc>
+          <w:tcPr>
+            <w:tcW w:type="auto" w:w="0"/>
+          </w:tcPr>
+          <w:p>
+            <w:r>
+              <w:t xml:space="preserve">Google Cloud NoSQL document database used as the primary data store for SmartEdu.</w:t>
+            </w:r>
+          </w:p>
+        </w:tc>
+      </w:tr>
+      <w:tr>
+        <w:tc>
+          <w:tcPr>
+            <w:tcW w:type="auto" w:w="0"/>
+          </w:tcPr>
+          <w:p>
+            <w:r>
+              <w:t xml:space="preserve">Cloudinary</w:t>
+            </w:r>
+          </w:p>
+        </w:tc>
+        <w:tc>
+          <w:tcPr>
+            <w:tcW w:type="auto" w:w="0"/>
+          </w:tcPr>
+          <w:p>
+            <w:r>
+              <w:t xml:space="preserve">Cloud-based media management platform for uploading, storing, and delivering images and videos.</w:t>
+            </w:r>
+          </w:p>
+        </w:tc>
+      </w:tr>
+      <w:tr>
+        <w:tc>
+          <w:tcPr>
+            <w:tcW w:type="auto" w:w="0"/>
+          </w:tcPr>
+          <w:p>
+            <w:r>
+              <w:t xml:space="preserve">JWT</w:t>
+            </w:r>
+          </w:p>
+        </w:tc>
+        <w:tc>
+          <w:tcPr>
+            <w:tcW w:type="auto" w:w="0"/>
+          </w:tcPr>
+          <w:p>
+            <w:r>
+              <w:t xml:space="preserve">JSON Web Token â€” a compact, URL-safe token used for authentication and authorization between client and server.</w:t>
+            </w:r>
+          </w:p>
+        </w:tc>
+      </w:tr>
+      <w:tr>
+        <w:tc>
+          <w:tcPr>
+            <w:tcW w:type="auto" w:w="0"/>
+          </w:tcPr>
+          <w:p>
+            <w:r>
+              <w:t xml:space="preserve">RBAC</w:t>
+            </w:r>
+          </w:p>
+        </w:tc>
+        <w:tc>
+          <w:tcPr>
+            <w:tcW w:type="auto" w:w="0"/>
+          </w:tcPr>
+          <w:p>
+            <w:r>
+              <w:t xml:space="preserve">Role-Based Access Control â€” a security model where access is determined by the role assigned to a user.</w:t>
+            </w:r>
+          </w:p>
+        </w:tc>
+      </w:tr>
+      <w:tr>
+        <w:tc>
+          <w:tcPr>
+            <w:tcW w:type="auto" w:w="0"/>
+          </w:tcPr>
+          <w:p>
+            <w:r>
+              <w:t xml:space="preserve">ExamDraft</w:t>
+            </w:r>
+          </w:p>
+        </w:tc>
+        <w:tc>
+          <w:tcPr>
+            <w:tcW w:type="auto" w:w="0"/>
+          </w:tcPr>
+          <w:p>
+            <w:r>
+              <w:t xml:space="preserve">A saved but not yet published exam created by a Teacher, visible only to the creator until activated.</w:t>
+            </w:r>
+          </w:p>
+        </w:tc>
+      </w:tr>
+      <w:tr>
+        <w:tc>
+          <w:tcPr>
+            <w:tcW w:type="auto" w:w="0"/>
+          </w:tcPr>
+          <w:p>
+            <w:r>
+              <w:t xml:space="preserve">ExamSubmission</w:t>
+            </w:r>
+          </w:p>
+        </w:tc>
+        <w:tc>
+          <w:tcPr>
+            <w:tcW w:type="auto" w:w="0"/>
+          </w:tcPr>
+          <w:p>
+            <w:r>
+              <w:t xml:space="preserve">A completed or in-progress exam attempt submitted by a Student.</w:t>
+            </w:r>
+          </w:p>
+        </w:tc>
+      </w:tr>
+      <w:tr>
+        <w:tc>
+          <w:tcPr>
+            <w:tcW w:type="auto" w:w="0"/>
+          </w:tcPr>
+          <w:p>
+            <w:r>
+              <w:t xml:space="preserve">SubmissionStatus</w:t>
+            </w:r>
+          </w:p>
+        </w:tc>
+        <w:tc>
+          <w:tcPr>
+            <w:tcW w:type="auto" w:w="0"/>
+          </w:tcPr>
+          <w:p>
+            <w:r>
+              <w:t xml:space="preserve">An enum value indicating the state of an ExamSubmission: InProgress, Submitted, Graded, or Expired.</w:t>
+            </w:r>
+          </w:p>
+        </w:tc>
+      </w:tr>
+      <w:tr>
+        <w:tc>
+          <w:tcPr>
+            <w:tcW w:type="auto" w:w="0"/>
+          </w:tcPr>
+          <w:p>
+            <w:r>
+              <w:t xml:space="preserve">Enrollment</w:t>
+            </w:r>
+          </w:p>
+        </w:tc>
+        <w:tc>
+          <w:tcPr>
+            <w:tcW w:type="auto" w:w="0"/>
+          </w:tcPr>
+          <w:p>
+            <w:r>
+              <w:t xml:space="preserve">A formal registration by a Student into a Course, requiring Teacher approval.</w:t>
+            </w:r>
+          </w:p>
+        </w:tc>
+      </w:tr>
+      <w:tr>
+        <w:tc>
+          <w:tcPr>
+            <w:tcW w:type="auto" w:w="0"/>
+          </w:tcPr>
+          <w:p>
+            <w:r>
+              <w:t xml:space="preserve">Semester</w:t>
+            </w:r>
+          </w:p>
+        </w:tc>
+        <w:tc>
+          <w:tcPr>
+            <w:tcW w:type="auto" w:w="0"/>
+          </w:tcPr>
+          <w:p>
+            <w:r>
+              <w:t xml:space="preserve">An academic period defined by an Admin with a name, start date, and end date.</w:t>
+            </w:r>
+          </w:p>
+        </w:tc>
+      </w:tr>
+      <w:tr>
+        <w:tc>
+          <w:tcPr>
+            <w:tcW w:type="auto" w:w="0"/>
+          </w:tcPr>
+          <w:p>
+            <w:r>
+              <w:t xml:space="preserve">CourseContent</w:t>
+            </w:r>
+          </w:p>
+        </w:tc>
+        <w:tc>
+          <w:tcPr>
+            <w:tcW w:type="auto" w:w="0"/>
+          </w:tcPr>
+          <w:p>
+            <w:r>
+              <w:t xml:space="preserve">A piece of teaching material (Document, Link, or Note) attached to a Course by a Teacher.</w:t>
+            </w:r>
+          </w:p>
+        </w:tc>
+      </w:tr>
+      <w:tr>
+        <w:tc>
+          <w:tcPr>
+            <w:tcW w:type="auto" w:w="0"/>
+          </w:tcPr>
+          <w:p>
+            <w:r>
+              <w:t xml:space="preserve">AnswerResponse</w:t>
+            </w:r>
+          </w:p>
+        </w:tc>
+        <w:tc>
+          <w:tcPr>
+            <w:tcW w:type="auto" w:w="0"/>
+          </w:tcPr>
+          <w:p>
+            <w:r>
+              <w:t xml:space="preserve">A record of a single answer provided by a Student for a specific ExamQuestion.</w:t>
+            </w:r>
+          </w:p>
+        </w:tc>
+      </w:tr>
+    </w:tbl>
   </w:body>
 </w:document>
 </file>
